--- a/02_FUNDAMENTOS_IA_Y_ALGORITMIA/practica/cuaderno_fundamentos_ia_algoritmia.docx
+++ b/02_FUNDAMENTOS_IA_Y_ALGORITMIA/practica/cuaderno_fundamentos_ia_algoritmia.docx
@@ -139,7 +139,7 @@
           <w:sz w:val="22"/>
           <w:szCs w:val="22"/>
         </w:rPr>
-        <w:t xml:space="preserve">Cada bloque incluye una explicación teórica del concepto trabajado, el código principal, los ejercicios propuestos resueltos y un espacio reservado para insertar las capturas de pantalla correspondientes a cada práctica.</w:t>
+        <w:t xml:space="preserve">Cada bloque incluye una explicación teórica del concepto trabajado, el código principal con sus resultados y un espacio reservado para insertar las capturas de pantalla correspondientes a cada práctica.</w:t>
       </w:r>
     </w:p>
     <w:p>
@@ -542,6 +542,9 @@
         <w:gridCol w:w="9000"/>
       </w:tblGrid>
       <w:tr>
+        <w:trPr>
+          <w:cantSplit/>
+        </w:trPr>
         <w:tc>
           <w:tcPr>
             <w:tcW w:type="dxa" w:w="9000"/>
@@ -653,6 +656,9 @@
         </w:tc>
       </w:tr>
       <w:tr>
+        <w:trPr>
+          <w:cantSplit/>
+        </w:trPr>
         <w:tc>
           <w:tcPr>
             <w:tcW w:type="dxa" w:w="9000"/>
@@ -705,6 +711,7 @@
       </w:tr>
       <w:tr>
         <w:trPr>
+          <w:cantSplit/>
           <w:trHeight w:val="2600" w:hRule="atLeast"/>
         </w:trPr>
         <w:tc>
@@ -738,7 +745,7 @@
                 <w:sz w:val="20"/>
                 <w:szCs w:val="20"/>
               </w:rPr>
-              <w:t xml:space="preserve">[Insertar captura: ejercicio 1 — perceptrón + sigmoid y su salida]</w:t>
+              <w:t xml:space="preserve">[Insertar captura: perceptrón + sigmoid y su salida]</w:t>
             </w:r>
           </w:p>
         </w:tc>
@@ -796,6 +803,9 @@
         <w:gridCol w:w="9000"/>
       </w:tblGrid>
       <w:tr>
+        <w:trPr>
+          <w:cantSplit/>
+        </w:trPr>
         <w:tc>
           <w:tcPr>
             <w:tcW w:type="dxa" w:w="9000"/>
@@ -869,6 +879,7 @@
       </w:tr>
       <w:tr>
         <w:trPr>
+          <w:cantSplit/>
           <w:trHeight w:val="2600" w:hRule="atLeast"/>
         </w:trPr>
         <w:tc>
@@ -902,7 +913,7 @@
                 <w:sz w:val="20"/>
                 <w:szCs w:val="20"/>
               </w:rPr>
-              <w:t xml:space="preserve">[Insertar captura: ejercicio 2 — softmax y clase elegida]</w:t>
+              <w:t xml:space="preserve">[Insertar captura: softmax y clase elegida]</w:t>
             </w:r>
           </w:p>
         </w:tc>
@@ -960,6 +971,9 @@
         <w:gridCol w:w="9000"/>
       </w:tblGrid>
       <w:tr>
+        <w:trPr>
+          <w:cantSplit/>
+        </w:trPr>
         <w:tc>
           <w:tcPr>
             <w:tcW w:type="dxa" w:w="9000"/>
@@ -1045,6 +1059,9 @@
         </w:tc>
       </w:tr>
       <w:tr>
+        <w:trPr>
+          <w:cantSplit/>
+        </w:trPr>
         <w:tc>
           <w:tcPr>
             <w:tcW w:type="dxa" w:w="9000"/>
@@ -1097,6 +1114,7 @@
       </w:tr>
       <w:tr>
         <w:trPr>
+          <w:cantSplit/>
           <w:trHeight w:val="2600" w:hRule="atLeast"/>
         </w:trPr>
         <w:tc>
@@ -1130,7 +1148,7 @@
                 <w:sz w:val="20"/>
                 <w:szCs w:val="20"/>
               </w:rPr>
-              <w:t xml:space="preserve">[Insertar captura: ejercicio 3 — KNN y su predicción]</w:t>
+              <w:t xml:space="preserve">[Insertar captura: KNN y su predicción]</w:t>
             </w:r>
           </w:p>
         </w:tc>
@@ -1188,6 +1206,9 @@
         <w:gridCol w:w="9000"/>
       </w:tblGrid>
       <w:tr>
+        <w:trPr>
+          <w:cantSplit/>
+        </w:trPr>
         <w:tc>
           <w:tcPr>
             <w:tcW w:type="dxa" w:w="9000"/>
@@ -1260,6 +1281,9 @@
         </w:tc>
       </w:tr>
       <w:tr>
+        <w:trPr>
+          <w:cantSplit/>
+        </w:trPr>
         <w:tc>
           <w:tcPr>
             <w:tcW w:type="dxa" w:w="9000"/>
@@ -1312,6 +1336,7 @@
       </w:tr>
       <w:tr>
         <w:trPr>
+          <w:cantSplit/>
           <w:trHeight w:val="2600" w:hRule="atLeast"/>
         </w:trPr>
         <w:tc>
@@ -1345,7 +1370,7 @@
                 <w:sz w:val="20"/>
                 <w:szCs w:val="20"/>
               </w:rPr>
-              <w:t xml:space="preserve">[Insertar captura: ejercicio 4 — K-Means: grupos y centros]</w:t>
+              <w:t xml:space="preserve">[Insertar captura: K-Means: grupos y centros]</w:t>
             </w:r>
           </w:p>
         </w:tc>
@@ -1387,7 +1412,7 @@
           <w:sz w:val="22"/>
           <w:szCs w:val="22"/>
         </w:rPr>
-        <w:t xml:space="preserve">Este bloque trabaja las operaciones de álgebra lineal que están detrás de cualquier modelo de IA: los datos que entran a un modelo se representan como vectores y los pesos que aprende una red neuronal se organizan en matrices. Todas las operaciones se realizan con NumPy, y cada tema incluye su ejercicio propuesto resuelto.</w:t>
+        <w:t xml:space="preserve">Este bloque trabaja las operaciones de álgebra lineal que están detrás de cualquier modelo de IA: los datos que entran a un modelo se representan como vectores y los pesos que aprende una red neuronal se organizan en matrices. Todas las operaciones se realizan con NumPy.</w:t>
       </w:r>
     </w:p>
     <w:p>
@@ -1437,6 +1462,9 @@
         <w:gridCol w:w="9000"/>
       </w:tblGrid>
       <w:tr>
+        <w:trPr>
+          <w:cantSplit/>
+        </w:trPr>
         <w:tc>
           <w:tcPr>
             <w:tcW w:type="dxa" w:w="9000"/>
@@ -1555,7 +1583,7 @@
                 <w:sz w:val="19"/>
                 <w:szCs w:val="19"/>
               </w:rPr>
-              <w:t xml:space="preserve"># Ejercicio 1.1 (resuelto)</w:t>
+              <w:t xml:space="preserve"># con vectores de 3 elementos</w:t>
             </w:r>
           </w:p>
           <w:p>
@@ -1601,6 +1629,7 @@
       </w:tr>
       <w:tr>
         <w:trPr>
+          <w:cantSplit/>
           <w:trHeight w:val="2600" w:hRule="atLeast"/>
         </w:trPr>
         <w:tc>
@@ -1634,7 +1663,7 @@
                 <w:sz w:val="20"/>
                 <w:szCs w:val="20"/>
               </w:rPr>
-              <w:t xml:space="preserve">[Insertar captura: operaciones con vectores y ejercicio 1.1]</w:t>
+              <w:t xml:space="preserve">[Insertar captura: operaciones con vectores]</w:t>
             </w:r>
           </w:p>
         </w:tc>
@@ -1692,6 +1721,9 @@
         <w:gridCol w:w="9000"/>
       </w:tblGrid>
       <w:tr>
+        <w:trPr>
+          <w:cantSplit/>
+        </w:trPr>
         <w:tc>
           <w:tcPr>
             <w:tcW w:type="dxa" w:w="9000"/>
@@ -1810,7 +1842,7 @@
                 <w:sz w:val="19"/>
                 <w:szCs w:val="19"/>
               </w:rPr>
-              <w:t xml:space="preserve"># Ejercicio 2.1 (resuelto)</w:t>
+              <w:t xml:space="preserve"># multiplicación por la matriz identidad</w:t>
             </w:r>
           </w:p>
           <w:p>
@@ -1842,6 +1874,9 @@
         </w:tc>
       </w:tr>
       <w:tr>
+        <w:trPr>
+          <w:cantSplit/>
+        </w:trPr>
         <w:tc>
           <w:tcPr>
             <w:tcW w:type="dxa" w:w="9000"/>
@@ -1894,6 +1929,7 @@
       </w:tr>
       <w:tr>
         <w:trPr>
+          <w:cantSplit/>
           <w:trHeight w:val="2600" w:hRule="atLeast"/>
         </w:trPr>
         <w:tc>
@@ -1927,7 +1963,7 @@
                 <w:sz w:val="20"/>
                 <w:szCs w:val="20"/>
               </w:rPr>
-              <w:t xml:space="preserve">[Insertar captura: operaciones con matrices y ejercicio 2.1]</w:t>
+              <w:t xml:space="preserve">[Insertar captura: operaciones con matrices]</w:t>
             </w:r>
           </w:p>
         </w:tc>
@@ -1985,6 +2021,9 @@
         <w:gridCol w:w="9000"/>
       </w:tblGrid>
       <w:tr>
+        <w:trPr>
+          <w:cantSplit/>
+        </w:trPr>
         <w:tc>
           <w:tcPr>
             <w:tcW w:type="dxa" w:w="9000"/>
@@ -2064,7 +2103,7 @@
                 <w:sz w:val="19"/>
                 <w:szCs w:val="19"/>
               </w:rPr>
-              <w:t xml:space="preserve"># Ejercicio 3.1 (resuelto)</w:t>
+              <w:t xml:space="preserve"># determinante e inversa de B</w:t>
             </w:r>
           </w:p>
           <w:p>
@@ -2109,6 +2148,9 @@
         </w:tc>
       </w:tr>
       <w:tr>
+        <w:trPr>
+          <w:cantSplit/>
+        </w:trPr>
         <w:tc>
           <w:tcPr>
             <w:tcW w:type="dxa" w:w="9000"/>
@@ -2161,6 +2203,7 @@
       </w:tr>
       <w:tr>
         <w:trPr>
+          <w:cantSplit/>
           <w:trHeight w:val="2600" w:hRule="atLeast"/>
         </w:trPr>
         <w:tc>
@@ -2194,7 +2237,7 @@
                 <w:sz w:val="20"/>
                 <w:szCs w:val="20"/>
               </w:rPr>
-              <w:t xml:space="preserve">[Insertar captura: determinante, inversa y ejercicio 3.1]</w:t>
+              <w:t xml:space="preserve">[Insertar captura: determinante e inversa]</w:t>
             </w:r>
           </w:p>
         </w:tc>
@@ -2252,6 +2295,9 @@
         <w:gridCol w:w="9000"/>
       </w:tblGrid>
       <w:tr>
+        <w:trPr>
+          <w:cantSplit/>
+        </w:trPr>
         <w:tc>
           <w:tcPr>
             <w:tcW w:type="dxa" w:w="9000"/>
@@ -2318,7 +2364,7 @@
                 <w:sz w:val="19"/>
                 <w:szCs w:val="19"/>
               </w:rPr>
-              <w:t xml:space="preserve"># Ejercicio 4.1 (resuelto):  3x + 2y = 12   y   x - y = 1</w:t>
+              <w:t xml:space="preserve"># 3x + 2y = 12   y   x - y = 1</w:t>
             </w:r>
           </w:p>
           <w:p>
@@ -2351,6 +2397,7 @@
       </w:tr>
       <w:tr>
         <w:trPr>
+          <w:cantSplit/>
           <w:trHeight w:val="2600" w:hRule="atLeast"/>
         </w:trPr>
         <w:tc>
@@ -2384,7 +2431,7 @@
                 <w:sz w:val="20"/>
                 <w:szCs w:val="20"/>
               </w:rPr>
-              <w:t xml:space="preserve">[Insertar captura: sistema de ecuaciones y ejercicio 4.1]</w:t>
+              <w:t xml:space="preserve">[Insertar captura: sistema de ecuaciones]</w:t>
             </w:r>
           </w:p>
         </w:tc>
@@ -2442,6 +2489,9 @@
         <w:gridCol w:w="9000"/>
       </w:tblGrid>
       <w:tr>
+        <w:trPr>
+          <w:cantSplit/>
+        </w:trPr>
         <w:tc>
           <w:tcPr>
             <w:tcW w:type="dxa" w:w="9000"/>
@@ -2502,6 +2552,7 @@
       </w:tr>
       <w:tr>
         <w:trPr>
+          <w:cantSplit/>
           <w:trHeight w:val="2600" w:hRule="atLeast"/>
         </w:trPr>
         <w:tc>
@@ -2627,6 +2678,9 @@
         <w:gridCol w:w="9000"/>
       </w:tblGrid>
       <w:tr>
+        <w:trPr>
+          <w:cantSplit/>
+        </w:trPr>
         <w:tc>
           <w:tcPr>
             <w:tcW w:type="dxa" w:w="9000"/>
@@ -2712,6 +2766,9 @@
         </w:tc>
       </w:tr>
       <w:tr>
+        <w:trPr>
+          <w:cantSplit/>
+        </w:trPr>
         <w:tc>
           <w:tcPr>
             <w:tcW w:type="dxa" w:w="9000"/>
@@ -2764,6 +2821,7 @@
       </w:tr>
       <w:tr>
         <w:trPr>
+          <w:cantSplit/>
           <w:trHeight w:val="2600" w:hRule="atLeast"/>
         </w:trPr>
         <w:tc>
@@ -2869,6 +2927,9 @@
         <w:gridCol w:w="9000"/>
       </w:tblGrid>
       <w:tr>
+        <w:trPr>
+          <w:cantSplit/>
+        </w:trPr>
         <w:tc>
           <w:tcPr>
             <w:tcW w:type="dxa" w:w="9000"/>
@@ -2942,6 +3003,7 @@
       </w:tr>
       <w:tr>
         <w:trPr>
+          <w:cantSplit/>
           <w:trHeight w:val="2600" w:hRule="atLeast"/>
         </w:trPr>
         <w:tc>
@@ -3067,6 +3129,9 @@
         <w:gridCol w:w="9000"/>
       </w:tblGrid>
       <w:tr>
+        <w:trPr>
+          <w:cantSplit/>
+        </w:trPr>
         <w:tc>
           <w:tcPr>
             <w:tcW w:type="dxa" w:w="9000"/>
@@ -3165,6 +3230,9 @@
         </w:tc>
       </w:tr>
       <w:tr>
+        <w:trPr>
+          <w:cantSplit/>
+        </w:trPr>
         <w:tc>
           <w:tcPr>
             <w:tcW w:type="dxa" w:w="9000"/>
@@ -3217,6 +3285,7 @@
       </w:tr>
       <w:tr>
         <w:trPr>
+          <w:cantSplit/>
           <w:trHeight w:val="2600" w:hRule="atLeast"/>
         </w:trPr>
         <w:tc>
@@ -3308,6 +3377,9 @@
         <w:gridCol w:w="9000"/>
       </w:tblGrid>
       <w:tr>
+        <w:trPr>
+          <w:cantSplit/>
+        </w:trPr>
         <w:tc>
           <w:tcPr>
             <w:tcW w:type="dxa" w:w="9000"/>
@@ -3407,6 +3479,7 @@
       </w:tr>
       <w:tr>
         <w:trPr>
+          <w:cantSplit/>
           <w:trHeight w:val="2600" w:hRule="atLeast"/>
         </w:trPr>
         <w:tc>
@@ -3493,7 +3566,7 @@
           <w:sz w:val="22"/>
           <w:szCs w:val="22"/>
         </w:rPr>
-        <w:t xml:space="preserve">En el ejercicio propuesto se cambia la función a Error = (W-1)² + (B+1)². La forma del tazón se mantiene, pero la zona azul se desplaza al punto w = 1, b = -1, que es donde cada término vale cero. Si la superficie tuviera dos zonas azules, el modelo podría quedarse atrapado en la menos profunda (un mínimo local) sin llegar al mínimo global.</w:t>
+        <w:t xml:space="preserve">Luego se cambió la función a Error = (W-1)² + (B+1)². La forma del tazón se mantiene, pero la zona azul se desplaza al punto w = 1, b = -1, que es donde cada término vale cero. Si la superficie tuviera dos zonas azules, el modelo podría quedarse atrapado en la menos profunda (un mínimo local) sin llegar al mínimo global.</w:t>
       </w:r>
     </w:p>
     <w:tbl>
@@ -3512,6 +3585,9 @@
         <w:gridCol w:w="9000"/>
       </w:tblGrid>
       <w:tr>
+        <w:trPr>
+          <w:cantSplit/>
+        </w:trPr>
         <w:tc>
           <w:tcPr>
             <w:tcW w:type="dxa" w:w="9000"/>
@@ -3539,7 +3615,7 @@
                 <w:sz w:val="19"/>
                 <w:szCs w:val="19"/>
               </w:rPr>
-              <w:t xml:space="preserve"># Ejercicio (resuelto): mover el mínimo</w:t>
+              <w:t xml:space="preserve"># desplazando el mínimo</w:t>
             </w:r>
           </w:p>
           <w:p>
@@ -3572,6 +3648,7 @@
       </w:tr>
       <w:tr>
         <w:trPr>
+          <w:cantSplit/>
           <w:trHeight w:val="2600" w:hRule="atLeast"/>
         </w:trPr>
         <w:tc>
